--- a/testakten/robotikrecht-roboterflotte-vellbruck-muenchen/17_sicherheitsfunktionen_ki_modul.docx
+++ b/testakten/robotikrecht-roboterflotte-vellbruck-muenchen/17_sicherheitsfunktionen_ki_modul.docx
@@ -37,7 +37,7 @@
         <w:jc w:val="left"/>
       </w:pPr>
       <w:r>
-        <w:t>Dieses Aktenstück betrifft Safety, KI, Sensorfusion. Es ist nicht abschließend freigegeben. Die technische Seite spricht in Versionen, Tickets und Parametern; die rechtliche Seite muss daraus Rollen, Zweckbestimmung, Pflichtenkreis und Beweisrisiko bilden.</w:t>
+        <w:t>Dieser Vermerk beschreibt die Architektur der Sicherheitsfunktionen der LumaMove-Einheiten und klärt, ob KI-Ausgaben sicherheitsrelevant durchgreifen. Die Antwort steuert KI-VO-Einstufung und Validierungsumfang.</w:t>
       </w:r>
     </w:p>
     <w:p>
@@ -56,13 +56,7 @@
         <w:pStyle w:val="ListBullet"/>
       </w:pPr>
       <w:r>
-        <w:rPr>
-          <w:b/>
-        </w:rPr>
-        <w:t>Safety:</w:t>
-      </w:r>
-      <w:r>
-        <w:t xml:space="preserve"> Die Akte enthält hierzu widersprüchliche Hinweise. Für die rechtliche Bewertung muss geklärt werden, ob die Aussage aus Vertrag, Anleitung, Produktakte, Marketing, Logdaten oder nachträglicher Krisenkommunikation stammt.</w:t>
+        <w:t>Safety: Not-Halt und Schutzfeldstopp laufen über eine zertifizierte Sicherheitssteuerung; die Parameter des Schutzfeldes sind jedoch konfigurierbar und wurden am Unfalltag reduziert.</w:t>
       </w:r>
     </w:p>
     <w:p>
@@ -70,13 +64,7 @@
         <w:pStyle w:val="ListBullet"/>
       </w:pPr>
       <w:r>
-        <w:rPr>
-          <w:b/>
-        </w:rPr>
-        <w:t>KI:</w:t>
-      </w:r>
-      <w:r>
-        <w:t xml:space="preserve"> Die Akte enthält hierzu widersprüchliche Hinweise. Für die rechtliche Bewertung muss geklärt werden, ob die Aussage aus Vertrag, Anleitung, Produktakte, Marketing, Logdaten oder nachträglicher Krisenkommunikation stammt.</w:t>
+        <w:t>KI: Die Objekterkennung klassifiziert Hindernisse und Personen; ihre Ausgabe beeinflusst Geschwindigkeit und Route, nicht aber den Not-Halt.</w:t>
       </w:r>
     </w:p>
     <w:p>
@@ -84,13 +72,7 @@
         <w:pStyle w:val="ListBullet"/>
       </w:pPr>
       <w:r>
-        <w:rPr>
-          <w:b/>
-        </w:rPr>
-        <w:t>Sensorfusion:</w:t>
-      </w:r>
-      <w:r>
-        <w:t xml:space="preserve"> Die Akte enthält hierzu widersprüchliche Hinweise. Für die rechtliche Bewertung muss geklärt werden, ob die Aussage aus Vertrag, Anleitung, Produktakte, Marketing, Logdaten oder nachträglicher Krisenkommunikation stammt.</w:t>
+        <w:t>Sensorfusion: Lidar, Kamera und Odometrie werden fusioniert; bei Sensorkonflikt gilt die konservativste Quelle, so die Spezifikation.</w:t>
       </w:r>
     </w:p>
     <w:p>
@@ -109,7 +91,7 @@
         <w:jc w:val="left"/>
       </w:pPr>
       <w:r>
-        <w:t>Die Unterlage ist bewusst nicht glatt: Vertrieb, Technik, Datenschutz, Qualitätssicherung und Geschäftsführung verwenden nicht immer dieselben Produktnamen. Gerade daraus entsteht das juristische Problem, weil Zweckbestimmung, tatsächliche Nutzung, Werbeaussage und Updatepraxis auseinanderlaufen.</w:t>
+        <w:t>Die Schutzfeldüberwachung arbeitet nach Herstellerangabe deterministisch über die OptiSense-Sensorik; die KI-Objekterkennung liefert Zusatzinformationen für Routenwahl und Geschwindigkeitsprofil.</w:t>
       </w:r>
     </w:p>
     <w:p>
@@ -117,23 +99,7 @@
         <w:jc w:val="left"/>
       </w:pPr>
       <w:r>
-        <w:t>Für die rechtliche Bewertung müssen die technischen Annahmen jeweils mit der Produktakte abgeglichen werden. Eine Risikobeurteilung, die nur den Laborzustand beschreibt, trägt den Pilotbetrieb im Lager oder im Pflegezimmer nicht automatisch.</w:t>
-      </w:r>
-    </w:p>
-    <w:p>
-      <w:pPr>
-        <w:jc w:val="left"/>
-      </w:pPr>
-      <w:r>
-        <w:t>Die Akte enthält mehrere Spuren, die sich gegenseitig widersprechen: Der Betreiber spricht von einem autonomen Flottensystem, die CE-Unterlage von einem assistierten Transportmittel, die Marketingfolien von lernender Umgebungserkennung und die Bedienungsanleitung von festen Sicherheitszonen.</w:t>
-      </w:r>
-    </w:p>
-    <w:p>
-      <w:pPr>
-        <w:jc w:val="left"/>
-      </w:pPr>
-      <w:r>
-        <w:t>Die Kanzlei soll keine finale technische Konformität bescheinigen, sondern entscheiden, welche Unterlagen fehlen, welche Sofortmaßnahmen nötig sind und welche Aussagen gegenüber Behörde, Kunden, Versicherer und Betroffenen vertretbar sind.</w:t>
+        <w:t>Im Eventlog vom 27.05.2026 finden sich Geschwindigkeitswerte bis 1,22 m/s in Zonen mit Personenverkehr; ob das Geschwindigkeitsprofil KI-gesteuert erhöht wurde, ist offen.</w:t>
       </w:r>
     </w:p>
     <w:p>
@@ -152,10 +118,7 @@
         <w:pStyle w:val="Heading3"/>
       </w:pPr>
       <w:r>
-        <w:rPr>
-          <w:rFonts w:ascii="Times New Roman" w:hAnsi="Times New Roman"/>
-        </w:rPr>
-        <w:t>Punkt 1</w:t>
+        <w:t>Safety</w:t>
       </w:r>
     </w:p>
     <w:p>
@@ -163,7 +126,15 @@
         <w:jc w:val="left"/>
       </w:pPr>
       <w:r>
-        <w:t>Im Gespräch mit Leonie Rottkamp, Bertram Kiendl und Jasper Rodenwald wurde deutlich, dass die Produktlinie nicht mit einer einzigen rechtlichen Schublade erfasst werden kann. Die Vellbruck Robotics GmbH liefert Hardware, Steuerungssoftware, Cloudfunktionen, Wartung und gelegentlich eine kundenspezifische Parametrisierung. Beim Betreiber Münchner Feinlogistik GmbH wurden Schutzfelder verändert, ohne dass klar ist, ob dies vom Admin-Panel gedeckt oder nur technisch möglich war. Der Pflegepilot im St.-Ludgerus-Klinikum München-Sendling verschärft die Lage, weil dort Sensorik, vulnerable Personen und medizinische Nähe zusammentreffen.</w:t>
+        <w:t>Die Trennung zwischen zertifizierter Stoppfunktion und konfigurierbarem Schutzfeld wird schaltplangenau dokumentiert; sie ist das Kernargument gegen eine pauschale Hochrisiko-Einstufung.</w:t>
+      </w:r>
+    </w:p>
+    <w:p>
+      <w:pPr>
+        <w:pStyle w:val="Heading3"/>
+      </w:pPr>
+      <w:r>
+        <w:t>KI</w:t>
       </w:r>
     </w:p>
     <w:p>
@@ -171,7 +142,7 @@
         <w:jc w:val="left"/>
       </w:pPr>
       <w:r>
-        <w:t>Für die anwaltliche Bearbeitung sollte zu diesem Punkt eine Belegspur angelegt werden: Dokument, Version, Datum, Verfasser, technische Quelle, rechtliche Relevanz und offene Rückfrage. Besonders gefährlich sind Formulierungen wie „selbstlernend“, „voll autonom“, „MDR-ready“, „sicher ohne Schutzzaun“ oder „keine personenbezogenen Daten“, wenn die technische Dokumentation das nicht trägt.</w:t>
+        <w:t>Zu verifizieren ist, ob die Personenklassifikation das Geschwindigkeitsprofil in belegten Zonen anheben kann; die Testfälle definiert der Sachverständige.</w:t>
       </w:r>
     </w:p>
     <w:p>
@@ -179,10 +150,7 @@
         <w:pStyle w:val="Heading3"/>
       </w:pPr>
       <w:r>
-        <w:rPr>
-          <w:rFonts w:ascii="Times New Roman" w:hAnsi="Times New Roman"/>
-        </w:rPr>
-        <w:t>Punkt 2</w:t>
+        <w:t>Sensorfusion</w:t>
       </w:r>
     </w:p>
     <w:p>
@@ -190,150 +158,7 @@
         <w:jc w:val="left"/>
       </w:pPr>
       <w:r>
-        <w:t>Im Gespräch mit Leonie Rottkamp, Bertram Kiendl und Jasper Rodenwald wurde deutlich, dass die Produktlinie nicht mit einer einzigen rechtlichen Schublade erfasst werden kann. Die Vellbruck Robotics GmbH liefert Hardware, Steuerungssoftware, Cloudfunktionen, Wartung und gelegentlich eine kundenspezifische Parametrisierung. Beim Betreiber Münchner Feinlogistik GmbH wurden Schutzfelder verändert, ohne dass klar ist, ob dies vom Admin-Panel gedeckt oder nur technisch möglich war. Der Pflegepilot im St.-Ludgerus-Klinikum München-Sendling verschärft die Lage, weil dort Sensorik, vulnerable Personen und medizinische Nähe zusammentreffen.</w:t>
-      </w:r>
-    </w:p>
-    <w:p>
-      <w:pPr>
-        <w:jc w:val="left"/>
-      </w:pPr>
-      <w:r>
-        <w:t>Für die anwaltliche Bearbeitung sollte zu diesem Punkt eine Belegspur angelegt werden: Dokument, Version, Datum, Verfasser, technische Quelle, rechtliche Relevanz und offene Rückfrage. Besonders gefährlich sind Formulierungen wie „selbstlernend“, „voll autonom“, „MDR-ready“, „sicher ohne Schutzzaun“ oder „keine personenbezogenen Daten“, wenn die technische Dokumentation das nicht trägt.</w:t>
-      </w:r>
-    </w:p>
-    <w:p>
-      <w:pPr>
-        <w:pStyle w:val="Heading3"/>
-      </w:pPr>
-      <w:r>
-        <w:rPr>
-          <w:rFonts w:ascii="Times New Roman" w:hAnsi="Times New Roman"/>
-        </w:rPr>
-        <w:t>Punkt 3</w:t>
-      </w:r>
-    </w:p>
-    <w:p>
-      <w:pPr>
-        <w:jc w:val="left"/>
-      </w:pPr>
-      <w:r>
-        <w:t>Im Gespräch mit Leonie Rottkamp, Bertram Kiendl und Jasper Rodenwald wurde deutlich, dass die Produktlinie nicht mit einer einzigen rechtlichen Schublade erfasst werden kann. Die Vellbruck Robotics GmbH liefert Hardware, Steuerungssoftware, Cloudfunktionen, Wartung und gelegentlich eine kundenspezifische Parametrisierung. Beim Betreiber Münchner Feinlogistik GmbH wurden Schutzfelder verändert, ohne dass klar ist, ob dies vom Admin-Panel gedeckt oder nur technisch möglich war. Der Pflegepilot im St.-Ludgerus-Klinikum München-Sendling verschärft die Lage, weil dort Sensorik, vulnerable Personen und medizinische Nähe zusammentreffen.</w:t>
-      </w:r>
-    </w:p>
-    <w:p>
-      <w:pPr>
-        <w:jc w:val="left"/>
-      </w:pPr>
-      <w:r>
-        <w:t>Für die anwaltliche Bearbeitung sollte zu diesem Punkt eine Belegspur angelegt werden: Dokument, Version, Datum, Verfasser, technische Quelle, rechtliche Relevanz und offene Rückfrage. Besonders gefährlich sind Formulierungen wie „selbstlernend“, „voll autonom“, „MDR-ready“, „sicher ohne Schutzzaun“ oder „keine personenbezogenen Daten“, wenn die technische Dokumentation das nicht trägt.</w:t>
-      </w:r>
-    </w:p>
-    <w:p>
-      <w:pPr>
-        <w:pStyle w:val="Heading3"/>
-      </w:pPr>
-      <w:r>
-        <w:rPr>
-          <w:rFonts w:ascii="Times New Roman" w:hAnsi="Times New Roman"/>
-        </w:rPr>
-        <w:t>Punkt 4</w:t>
-      </w:r>
-    </w:p>
-    <w:p>
-      <w:pPr>
-        <w:jc w:val="left"/>
-      </w:pPr>
-      <w:r>
-        <w:t>Im Gespräch mit Leonie Rottkamp, Bertram Kiendl und Jasper Rodenwald wurde deutlich, dass die Produktlinie nicht mit einer einzigen rechtlichen Schublade erfasst werden kann. Die Vellbruck Robotics GmbH liefert Hardware, Steuerungssoftware, Cloudfunktionen, Wartung und gelegentlich eine kundenspezifische Parametrisierung. Beim Betreiber Münchner Feinlogistik GmbH wurden Schutzfelder verändert, ohne dass klar ist, ob dies vom Admin-Panel gedeckt oder nur technisch möglich war. Der Pflegepilot im St.-Ludgerus-Klinikum München-Sendling verschärft die Lage, weil dort Sensorik, vulnerable Personen und medizinische Nähe zusammentreffen.</w:t>
-      </w:r>
-    </w:p>
-    <w:p>
-      <w:pPr>
-        <w:jc w:val="left"/>
-      </w:pPr>
-      <w:r>
-        <w:t>Für die anwaltliche Bearbeitung sollte zu diesem Punkt eine Belegspur angelegt werden: Dokument, Version, Datum, Verfasser, technische Quelle, rechtliche Relevanz und offene Rückfrage. Besonders gefährlich sind Formulierungen wie „selbstlernend“, „voll autonom“, „MDR-ready“, „sicher ohne Schutzzaun“ oder „keine personenbezogenen Daten“, wenn die technische Dokumentation das nicht trägt.</w:t>
-      </w:r>
-    </w:p>
-    <w:p>
-      <w:pPr>
-        <w:pStyle w:val="Heading3"/>
-      </w:pPr>
-      <w:r>
-        <w:rPr>
-          <w:rFonts w:ascii="Times New Roman" w:hAnsi="Times New Roman"/>
-        </w:rPr>
-        <w:t>Punkt 5</w:t>
-      </w:r>
-    </w:p>
-    <w:p>
-      <w:pPr>
-        <w:jc w:val="left"/>
-      </w:pPr>
-      <w:r>
-        <w:t>Im Gespräch mit Leonie Rottkamp, Bertram Kiendl und Jasper Rodenwald wurde deutlich, dass die Produktlinie nicht mit einer einzigen rechtlichen Schublade erfasst werden kann. Die Vellbruck Robotics GmbH liefert Hardware, Steuerungssoftware, Cloudfunktionen, Wartung und gelegentlich eine kundenspezifische Parametrisierung. Beim Betreiber Münchner Feinlogistik GmbH wurden Schutzfelder verändert, ohne dass klar ist, ob dies vom Admin-Panel gedeckt oder nur technisch möglich war. Der Pflegepilot im St.-Ludgerus-Klinikum München-Sendling verschärft die Lage, weil dort Sensorik, vulnerable Personen und medizinische Nähe zusammentreffen.</w:t>
-      </w:r>
-    </w:p>
-    <w:p>
-      <w:pPr>
-        <w:jc w:val="left"/>
-      </w:pPr>
-      <w:r>
-        <w:t>Für die anwaltliche Bearbeitung sollte zu diesem Punkt eine Belegspur angelegt werden: Dokument, Version, Datum, Verfasser, technische Quelle, rechtliche Relevanz und offene Rückfrage. Besonders gefährlich sind Formulierungen wie „selbstlernend“, „voll autonom“, „MDR-ready“, „sicher ohne Schutzzaun“ oder „keine personenbezogenen Daten“, wenn die technische Dokumentation das nicht trägt.</w:t>
-      </w:r>
-    </w:p>
-    <w:p>
-      <w:pPr>
-        <w:pStyle w:val="Heading3"/>
-      </w:pPr>
-      <w:r>
-        <w:rPr>
-          <w:rFonts w:ascii="Times New Roman" w:hAnsi="Times New Roman"/>
-        </w:rPr>
-        <w:t>Punkt 6</w:t>
-      </w:r>
-    </w:p>
-    <w:p>
-      <w:pPr>
-        <w:jc w:val="left"/>
-      </w:pPr>
-      <w:r>
-        <w:t>Im Gespräch mit Leonie Rottkamp, Bertram Kiendl und Jasper Rodenwald wurde deutlich, dass die Produktlinie nicht mit einer einzigen rechtlichen Schublade erfasst werden kann. Die Vellbruck Robotics GmbH liefert Hardware, Steuerungssoftware, Cloudfunktionen, Wartung und gelegentlich eine kundenspezifische Parametrisierung. Beim Betreiber Münchner Feinlogistik GmbH wurden Schutzfelder verändert, ohne dass klar ist, ob dies vom Admin-Panel gedeckt oder nur technisch möglich war. Der Pflegepilot im St.-Ludgerus-Klinikum München-Sendling verschärft die Lage, weil dort Sensorik, vulnerable Personen und medizinische Nähe zusammentreffen.</w:t>
-      </w:r>
-    </w:p>
-    <w:p>
-      <w:pPr>
-        <w:jc w:val="left"/>
-      </w:pPr>
-      <w:r>
-        <w:t>Für die anwaltliche Bearbeitung sollte zu diesem Punkt eine Belegspur angelegt werden: Dokument, Version, Datum, Verfasser, technische Quelle, rechtliche Relevanz und offene Rückfrage. Besonders gefährlich sind Formulierungen wie „selbstlernend“, „voll autonom“, „MDR-ready“, „sicher ohne Schutzzaun“ oder „keine personenbezogenen Daten“, wenn die technische Dokumentation das nicht trägt.</w:t>
-      </w:r>
-    </w:p>
-    <w:p>
-      <w:pPr>
-        <w:pStyle w:val="Heading3"/>
-      </w:pPr>
-      <w:r>
-        <w:rPr>
-          <w:rFonts w:ascii="Times New Roman" w:hAnsi="Times New Roman"/>
-        </w:rPr>
-        <w:t>Punkt 7</w:t>
-      </w:r>
-    </w:p>
-    <w:p>
-      <w:pPr>
-        <w:jc w:val="left"/>
-      </w:pPr>
-      <w:r>
-        <w:t>Im Gespräch mit Leonie Rottkamp, Bertram Kiendl und Jasper Rodenwald wurde deutlich, dass die Produktlinie nicht mit einer einzigen rechtlichen Schublade erfasst werden kann. Die Vellbruck Robotics GmbH liefert Hardware, Steuerungssoftware, Cloudfunktionen, Wartung und gelegentlich eine kundenspezifische Parametrisierung. Beim Betreiber Münchner Feinlogistik GmbH wurden Schutzfelder verändert, ohne dass klar ist, ob dies vom Admin-Panel gedeckt oder nur technisch möglich war. Der Pflegepilot im St.-Ludgerus-Klinikum München-Sendling verschärft die Lage, weil dort Sensorik, vulnerable Personen und medizinische Nähe zusammentreffen.</w:t>
-      </w:r>
-    </w:p>
-    <w:p>
-      <w:pPr>
-        <w:jc w:val="left"/>
-      </w:pPr>
-      <w:r>
-        <w:t>Für die anwaltliche Bearbeitung sollte zu diesem Punkt eine Belegspur angelegt werden: Dokument, Version, Datum, Verfasser, technische Quelle, rechtliche Relevanz und offene Rückfrage. Besonders gefährlich sind Formulierungen wie „selbstlernend“, „voll autonom“, „MDR-ready“, „sicher ohne Schutzzaun“ oder „keine personenbezogenen Daten“, wenn die technische Dokumentation das nicht trägt.</w:t>
+        <w:t>Die Konfliktregel wird gegen die Logdaten des 27.05.2026 geprüft; Abweichungen wären ein eigenständiger Produktfehler.</w:t>
       </w:r>
     </w:p>
     <w:p>
@@ -352,7 +177,7 @@
         <w:pStyle w:val="ListBullet"/>
       </w:pPr>
       <w:r>
-        <w:t>Welche Firmware war am Unfalltag tatsächlich aktiv?</w:t>
+        <w:t>Kann die KI-Ausgabe das Geschwindigkeitsprofil in Personenzonen erhöhen?</w:t>
       </w:r>
     </w:p>
     <w:p>
@@ -360,7 +185,7 @@
         <w:pStyle w:val="ListBullet"/>
       </w:pPr>
       <w:r>
-        <w:t>Welche Zweckbestimmung steht in der final ausgelieferten Anleitung?</w:t>
+        <w:t>Welche Sicherheitsnorm deckt die konfigurierbaren Schutzfelder ab?</w:t>
       </w:r>
     </w:p>
     <w:p>
@@ -368,23 +193,7 @@
         <w:pStyle w:val="ListBullet"/>
       </w:pPr>
       <w:r>
-        <w:t>Welche Schutzfeldänderungen waren technisch möglich und vertraglich erlaubt?</w:t>
-      </w:r>
-    </w:p>
-    <w:p>
-      <w:pPr>
-        <w:pStyle w:val="ListBullet"/>
-      </w:pPr>
-      <w:r>
-        <w:t>Welche personenbezogenen Daten werden lokal, in der Cloud und in Supporttickets verarbeitet?</w:t>
-      </w:r>
-    </w:p>
-    <w:p>
-      <w:pPr>
-        <w:pStyle w:val="ListBullet"/>
-      </w:pPr>
-      <w:r>
-        <w:t>Welche Aussagen wurden gegenüber Kunden, Behörde und Versicherer bereits gemacht?</w:t>
+        <w:t>Wie verhielt sich die Sensorfusion unmittelbar vor der Kollision?</w:t>
       </w:r>
     </w:p>
     <w:sectPr>
